--- a/docs/HDL.docx
+++ b/docs/HDL.docx
@@ -11,7 +11,28 @@
           <w:b/>
           <w:bCs/>
         </w:rPr>
-        <w:t>High Level Design (HLD) - Street Smart</w:t>
+        <w:t xml:space="preserve">High Level Design (HLD) </w:t>
+      </w:r>
+      <w:r>
+        <w:rPr>
+          <w:b/>
+          <w:bCs/>
+        </w:rPr>
+        <w:t>–</w:t>
+      </w:r>
+      <w:r>
+        <w:rPr>
+          <w:b/>
+          <w:bCs/>
+        </w:rPr>
+        <w:t xml:space="preserve"> </w:t>
+      </w:r>
+      <w:r>
+        <w:rPr>
+          <w:b/>
+          <w:bCs/>
+        </w:rPr>
+        <w:t>City Paths</w:t>
       </w:r>
     </w:p>
     <w:p>
@@ -35,7 +56,13 @@
         <w:bidi w:val="0"/>
       </w:pPr>
       <w:r>
-        <w:t xml:space="preserve">Street Smart is a mobile application </w:t>
+        <w:t>City Paths</w:t>
+      </w:r>
+      <w:r>
+        <w:t xml:space="preserve"> </w:t>
+      </w:r>
+      <w:r>
+        <w:t xml:space="preserve">is a mobile application </w:t>
       </w:r>
       <w:r>
         <w:t>designed to help users navigate unfamiliar or potentially unsafe areas by providing optimized routes based on real-time safety data. The app calculates the safest route using multiple parameters, including street lighting, business density, crime statistics, and user reports.</w:t>
@@ -70,7 +97,15 @@
       </w:r>
       <w:r>
         <w:br/>
-        <w:t>Street Smart follows a client-server architecture, where the mobile application communicates with a backend server that processes and provides route recommendations. The backend integrates multiple data sources to assess the safety of different routes.</w:t>
+      </w:r>
+      <w:r>
+        <w:t>City Paths</w:t>
+      </w:r>
+      <w:r>
+        <w:t xml:space="preserve"> </w:t>
+      </w:r>
+      <w:r>
+        <w:t>follows a client-server architecture, where the mobile application communicates with a backend server that processes and provides route recommendations. The backend integrates multiple data sources to assess the safety of different routes.</w:t>
       </w:r>
     </w:p>
     <w:p>
@@ -993,7 +1028,7 @@
       </w:tblPr>
       <w:tblGrid>
         <w:gridCol w:w="2009"/>
-        <w:gridCol w:w="3644"/>
+        <w:gridCol w:w="1823"/>
       </w:tblGrid>
       <w:tr>
         <w:trPr>
@@ -1217,7 +1252,7 @@
               <w:bidi w:val="0"/>
             </w:pPr>
             <w:r>
-              <w:t>Google Maps API / OpenStreetMap</w:t>
+              <w:t xml:space="preserve">Google Maps API </w:t>
             </w:r>
           </w:p>
         </w:tc>
@@ -5331,6 +5366,7 @@
   <w:style w:type="character" w:default="1" w:styleId="a0">
     <w:name w:val="Default Paragraph Font"/>
     <w:uiPriority w:val="1"/>
+    <w:semiHidden/>
     <w:unhideWhenUsed/>
   </w:style>
   <w:style w:type="table" w:default="1" w:styleId="a1">
